--- a/backend/templates/modelo_requerimento_servidor.docx
+++ b/backend/templates/modelo_requerimento_servidor.docx
@@ -490,225 +490,179 @@
         </w:tabs>
         <w:spacing w:before="217" w:line="360" w:lineRule="auto"/>
         <w:ind w:left="148" w:right="97"/>
-        <w:jc w:val="both"/>
-      </w:pPr>
-      <w:r>
-        <w:t>Nome:</w:t>
-      </w:r>
-      <w:r>
-        <w:rPr>
-          <w:spacing w:val="57"/>
-        </w:rPr>
-        <w:t xml:space="preserve"> </w:t>
-      </w:r>
-      <w:r>
-        <w:rPr>
-          <w:spacing w:val="57"/>
+        <w:jc w:val="left"/>
+      </w:pPr>
+      <w:r>
+        <w:rPr>
+          <w:sz w:val="21"/>
+        </w:rPr>
+        <w:t xml:space="preserve">Nome: </w:t>
+      </w:r>
+      <w:r>
+        <w:rPr>
+          <w:sz w:val="21"/>
           <w:u w:val="single"/>
         </w:rPr>
         <w:t>{{N}}</w:t>
       </w:r>
       <w:r>
-        <w:rPr>
+        <w:br/>
+      </w:r>
+      <w:r>
+        <w:rPr>
+          <w:sz w:val="21"/>
+        </w:rPr>
+        <w:t xml:space="preserve">Nacionalidade: </w:t>
+      </w:r>
+      <w:r>
+        <w:rPr>
+          <w:sz w:val="21"/>
           <w:u w:val="single"/>
         </w:rPr>
-        <w:tab/>
-      </w:r>
-      <w:r>
-        <w:rPr>
+        <w:t>{{NA}}</w:t>
+      </w:r>
+      <w:r>
+        <w:rPr>
+          <w:sz w:val="21"/>
+        </w:rPr>
+        <w:t xml:space="preserve">   </w:t>
+      </w:r>
+      <w:r>
+        <w:rPr>
+          <w:sz w:val="21"/>
+        </w:rPr>
+        <w:t xml:space="preserve">Estado civil: </w:t>
+      </w:r>
+      <w:r>
+        <w:rPr>
+          <w:sz w:val="21"/>
           <w:u w:val="single"/>
         </w:rPr>
-        <w:tab/>
-      </w:r>
-      <w:r>
-        <w:rPr>
+        <w:t>{{EC}}</w:t>
+      </w:r>
+      <w:r>
+        <w:rPr>
+          <w:sz w:val="21"/>
+        </w:rPr>
+        <w:t xml:space="preserve">   </w:t>
+      </w:r>
+      <w:r>
+        <w:rPr>
+          <w:sz w:val="21"/>
+        </w:rPr>
+        <w:t xml:space="preserve">CPF nº: </w:t>
+      </w:r>
+      <w:r>
+        <w:rPr>
+          <w:sz w:val="21"/>
           <w:u w:val="single"/>
         </w:rPr>
-        <w:tab/>
-      </w:r>
-      <w:r>
-        <w:rPr>
+        <w:t>{{CPF}}</w:t>
+      </w:r>
+      <w:r>
+        <w:br/>
+      </w:r>
+      <w:r>
+        <w:rPr>
+          <w:sz w:val="21"/>
+        </w:rPr>
+        <w:t xml:space="preserve">RG nº: </w:t>
+      </w:r>
+      <w:r>
+        <w:rPr>
+          <w:sz w:val="21"/>
           <w:u w:val="single"/>
         </w:rPr>
-        <w:tab/>
-      </w:r>
-      <w:r>
-        <w:rPr>
+        <w:t>{{RG}}</w:t>
+      </w:r>
+      <w:r>
+        <w:rPr>
+          <w:sz w:val="21"/>
+        </w:rPr>
+        <w:t xml:space="preserve">   </w:t>
+      </w:r>
+      <w:r>
+        <w:rPr>
+          <w:sz w:val="21"/>
+        </w:rPr>
+        <w:t xml:space="preserve">Órgão Exp.: </w:t>
+      </w:r>
+      <w:r>
+        <w:rPr>
+          <w:sz w:val="21"/>
           <w:u w:val="single"/>
         </w:rPr>
-        <w:tab/>
-      </w:r>
-      <w:r>
-        <w:rPr>
+        <w:t>{{OE}}</w:t>
+      </w:r>
+      <w:r>
+        <w:br/>
+      </w:r>
+      <w:r>
+        <w:rPr>
+          <w:sz w:val="21"/>
+        </w:rPr>
+        <w:t xml:space="preserve">Data de expedição: </w:t>
+      </w:r>
+      <w:r>
+        <w:rPr>
+          <w:sz w:val="21"/>
           <w:u w:val="single"/>
         </w:rPr>
-        <w:tab/>
-      </w:r>
-      <w:r>
-        <w:rPr>
+        <w:t>{{DE}}</w:t>
+      </w:r>
+      <w:r>
+        <w:rPr>
+          <w:sz w:val="21"/>
+        </w:rPr>
+        <w:t xml:space="preserve">   </w:t>
+      </w:r>
+      <w:r>
+        <w:rPr>
+          <w:sz w:val="21"/>
+        </w:rPr>
+        <w:t xml:space="preserve">PASEP nº: </w:t>
+      </w:r>
+      <w:r>
+        <w:rPr>
+          <w:sz w:val="21"/>
           <w:u w:val="single"/>
         </w:rPr>
-        <w:tab/>
-      </w:r>
-      <w:r>
-        <w:t xml:space="preserve"> </w:t>
-      </w:r>
-      <w:r>
-        <w:rPr>
-          <w:spacing w:val="-2"/>
-        </w:rPr>
-        <w:t>Nacionalidade:</w:t>
-      </w:r>
-      <w:r>
-        <w:rPr>
-          <w:spacing w:val="-2"/>
-        </w:rPr>
-        <w:t xml:space="preserve"> </w:t>
-      </w:r>
-      <w:r>
-        <w:rPr>
-          <w:spacing w:val="-2"/>
+        <w:t>{{P}}</w:t>
+      </w:r>
+      <w:r>
+        <w:br/>
+      </w:r>
+      <w:r>
+        <w:rPr>
+          <w:sz w:val="21"/>
+        </w:rPr>
+        <w:t xml:space="preserve">Título de eleitor nº: </w:t>
+      </w:r>
+      <w:r>
+        <w:rPr>
+          <w:sz w:val="21"/>
           <w:u w:val="single"/>
         </w:rPr>
-        <w:t>{{NA}}</w:t>
-      </w:r>
-      <w:r>
-        <w:rPr>
-          <w:spacing w:val="-2"/>
-        </w:rPr>
-        <w:t>___________</w:t>
-      </w:r>
-      <w:r>
-        <w:rPr>
-          <w:spacing w:val="80"/>
+        <w:t>{{TE}}</w:t>
+      </w:r>
+      <w:r>
+        <w:rPr>
+          <w:sz w:val="21"/>
         </w:rPr>
         <w:t xml:space="preserve">   </w:t>
       </w:r>
       <w:r>
-        <w:t xml:space="preserve">Estado civil: </w:t>
-      </w:r>
-      <w:r>
-        <w:rPr>
+        <w:rPr>
+          <w:sz w:val="21"/>
+        </w:rPr>
+        <w:t xml:space="preserve">Data de nascimento: </w:t>
+      </w:r>
+      <w:r>
+        <w:rPr>
+          <w:sz w:val="21"/>
           <w:u w:val="single"/>
         </w:rPr>
-        <w:t>{{EC}}</w:t>
-      </w:r>
-      <w:r>
-        <w:rPr>
-          <w:u w:val="single"/>
-        </w:rPr>
-        <w:tab/>
-      </w:r>
-      <w:r>
-        <w:rPr>
-          <w:u w:val="single"/>
-        </w:rPr>
-        <w:tab/>
-      </w:r>
-      <w:r>
-        <w:t xml:space="preserve"> </w:t>
-      </w:r>
-      <w:r>
-        <w:t xml:space="preserve">CPF nº: </w:t>
-      </w:r>
-      <w:r>
-        <w:rPr>
-          <w:u w:val="single"/>
-        </w:rPr>
-        <w:t>{{CPF}}</w:t>
-      </w:r>
-      <w:r>
-        <w:t xml:space="preserve"> </w:t>
-      </w:r>
-      <w:r>
-        <w:t>RG nº:</w:t>
-      </w:r>
-      <w:r>
-        <w:t xml:space="preserve"> </w:t>
-      </w:r>
-      <w:r>
-        <w:rPr>
-          <w:u w:val="single"/>
-        </w:rPr>
-        <w:t>{{RG}}</w:t>
-      </w:r>
-      <w:r>
-        <w:t xml:space="preserve"> </w:t>
-      </w:r>
-      <w:r>
-        <w:t xml:space="preserve">Orgão Exp.: </w:t>
-      </w:r>
-      <w:r>
-        <w:rPr>
-          <w:u w:val="single"/>
-        </w:rPr>
-        <w:t xml:space="preserve">{{OE}} </w:t>
-      </w:r>
-      <w:r>
-        <w:t>Data de expedição</w:t>
-      </w:r>
-      <w:r>
-        <w:t xml:space="preserve"> </w:t>
-      </w:r>
-      <w:r>
-        <w:rPr>
-          <w:u w:val="single"/>
-        </w:rPr>
-        <w:t>{{DE}}</w:t>
-      </w:r>
-      <w:r>
-        <w:rPr>
-          <w:u w:val="single"/>
-        </w:rPr>
-        <w:tab/>
-      </w:r>
-      <w:r>
-        <w:t xml:space="preserve"> Pasep nº: </w:t>
-      </w:r>
-      <w:r>
-        <w:rPr>
-          <w:u w:val="single"/>
-        </w:rPr>
-        <w:t>{{P}}</w:t>
-      </w:r>
-      <w:r>
-        <w:rPr>
-          <w:spacing w:val="40"/>
-        </w:rPr>
-        <w:t xml:space="preserve"> </w:t>
-      </w:r>
-      <w:r>
-        <w:t xml:space="preserve">Tit. Eleitor n°: </w:t>
-      </w:r>
-      <w:r>
-        <w:rPr>
-          <w:u w:val="single"/>
-        </w:rPr>
-        <w:t>{{TE}}</w:t>
-      </w:r>
-      <w:r>
-        <w:rPr>
-          <w:u w:val="single"/>
-        </w:rPr>
-        <w:tab/>
-      </w:r>
-      <w:r>
-        <w:rPr>
-          <w:u w:val="single"/>
-        </w:rPr>
-        <w:tab/>
-      </w:r>
-      <w:r>
-        <w:t xml:space="preserve"> Data de Nascim</w:t>
-      </w:r>
-      <w:r>
-        <w:t xml:space="preserve">ento: </w:t>
-      </w:r>
-      <w:r>
         <w:t>{{DN}}</w:t>
-      </w:r>
-      <w:r>
-        <w:t>_______________________</w:t>
       </w:r>
     </w:p>
     <w:p>
@@ -812,52 +766,11 @@
             <w:gridSpan w:val="3"/>
           </w:tcPr>
           <w:p>
-            <w:pPr>
-              <w:pStyle w:val="TableParagraph"/>
-              <w:spacing w:line="244" w:lineRule="exact"/>
-              <w:ind w:left="50"/>
-            </w:pPr>
-            <w:r>
-              <w:t>Regime</w:t>
-            </w:r>
             <w:r>
               <w:rPr>
-                <w:spacing w:val="-5"/>
+                <w:sz w:val="20"/>
               </w:rPr>
-              <w:t xml:space="preserve"> </w:t>
-            </w:r>
-            <w:r>
-              <w:t>de</w:t>
-            </w:r>
-            <w:r>
-              <w:rPr>
-                <w:spacing w:val="-4"/>
-              </w:rPr>
-              <w:t xml:space="preserve"> </w:t>
-            </w:r>
-            <w:r>
-              <w:t>Contrato:</w:t>
-            </w:r>
-            <w:r>
-              <w:rPr>
-                <w:spacing w:val="-3"/>
-              </w:rPr>
-              <w:t xml:space="preserve"> </w:t>
-            </w:r>
-            <w:r>
-              <w:t xml:space="preserve">Efetivo   </w:t>
-            </w:r>
-            <w:r>
-              <w:rPr>
-                <w:spacing w:val="-4"/>
-              </w:rPr>
-              <w:t xml:space="preserve"> </w:t>
-            </w:r>
-            <w:r>
-              <w:rPr>
-                <w:spacing w:val="-10"/>
-              </w:rPr>
-              <w:t>(</w:t>
+              <w:t>Regime de Contrato: Efetivo ({{EF}})</w:t>
             </w:r>
           </w:p>
         </w:tc>
@@ -866,49 +779,11 @@
             <w:tcW w:w="3506" w:type="dxa"/>
           </w:tcPr>
           <w:p>
-            <w:pPr>
-              <w:pStyle w:val="TableParagraph"/>
-              <w:tabs>
-                <w:tab w:val="left" w:pos="1450"/>
-              </w:tabs>
-              <w:spacing w:line="244" w:lineRule="exact"/>
-            </w:pPr>
             <w:r>
               <w:rPr>
-                <w:spacing w:val="-10"/>
+                <w:sz w:val="20"/>
               </w:rPr>
-              <w:t xml:space="preserve"> </w:t>
-            </w:r>
-            <w:r>
-              <w:rPr>
-                <w:spacing w:val="-10"/>
-              </w:rPr>
-              <w:t>)</w:t>
-            </w:r>
-            <w:r>
-              <w:tab/>
-              <w:t>Cargo</w:t>
-            </w:r>
-            <w:r>
-              <w:rPr>
-                <w:spacing w:val="-5"/>
-              </w:rPr>
-              <w:t xml:space="preserve"> </w:t>
-            </w:r>
-            <w:r>
-              <w:t>Comissionado</w:t>
-            </w:r>
-            <w:r>
-              <w:rPr>
-                <w:spacing w:val="-5"/>
-              </w:rPr>
-              <w:t xml:space="preserve"> </w:t>
-            </w:r>
-            <w:r>
-              <w:rPr>
-                <w:spacing w:val="-10"/>
-              </w:rPr>
-              <w:t>(</w:t>
+              <w:t>Cargo Comissionado ({{CC}})</w:t>
             </w:r>
           </w:p>
         </w:tc>
@@ -918,45 +793,11 @@
             <w:gridSpan w:val="2"/>
           </w:tcPr>
           <w:p>
-            <w:pPr>
-              <w:pStyle w:val="TableParagraph"/>
-              <w:tabs>
-                <w:tab w:val="left" w:pos="2255"/>
-                <w:tab w:val="left" w:pos="3698"/>
-              </w:tabs>
-              <w:spacing w:line="244" w:lineRule="exact"/>
-              <w:ind w:left="146"/>
-            </w:pPr>
             <w:r>
               <w:rPr>
-                <w:spacing w:val="-10"/>
+                <w:sz w:val="20"/>
               </w:rPr>
-              <w:t>)</w:t>
-            </w:r>
-            <w:r>
-              <w:tab/>
-              <w:t>Temporário</w:t>
-            </w:r>
-            <w:r>
-              <w:rPr>
-                <w:spacing w:val="-8"/>
-              </w:rPr>
-              <w:t xml:space="preserve"> </w:t>
-            </w:r>
-            <w:r>
-              <w:rPr>
-                <w:spacing w:val="-10"/>
-              </w:rPr>
-              <w:t>(</w:t>
-            </w:r>
-            <w:r>
-              <w:tab/>
-            </w:r>
-            <w:r>
-              <w:rPr>
-                <w:spacing w:val="-10"/>
-              </w:rPr>
-              <w:t>)</w:t>
+              <w:t>Temporário ({{TP}})</w:t>
             </w:r>
           </w:p>
         </w:tc>
@@ -971,55 +812,8 @@
             <w:gridSpan w:val="3"/>
           </w:tcPr>
           <w:p>
-            <w:pPr>
-              <w:pStyle w:val="TableParagraph"/>
-              <w:tabs>
-                <w:tab w:val="left" w:pos="2250"/>
-              </w:tabs>
-              <w:spacing w:before="60"/>
-              <w:ind w:left="50"/>
-            </w:pPr>
             <w:r>
-              <w:t>Sit.</w:t>
-            </w:r>
-            <w:r>
-              <w:rPr>
-                <w:spacing w:val="-5"/>
-              </w:rPr>
-              <w:t xml:space="preserve"> </w:t>
-            </w:r>
-            <w:r>
-              <w:t>Funcional:</w:t>
-            </w:r>
-            <w:r>
-              <w:rPr>
-                <w:spacing w:val="-3"/>
-              </w:rPr>
-              <w:t xml:space="preserve"> </w:t>
-            </w:r>
-            <w:r>
-              <w:t>Ativo</w:t>
-            </w:r>
-            <w:r>
-              <w:rPr>
-                <w:spacing w:val="-4"/>
-              </w:rPr>
-              <w:t xml:space="preserve"> </w:t>
-            </w:r>
-            <w:r>
-              <w:rPr>
-                <w:spacing w:val="-10"/>
-              </w:rPr>
-              <w:t>(</w:t>
-            </w:r>
-            <w:r>
-              <w:tab/>
-            </w:r>
-            <w:r>
-              <w:rPr>
-                <w:spacing w:val="-10"/>
-              </w:rPr>
-              <w:t>)</w:t>
+              <w:t>Sit. Funcional: Ativo ({{AT}})</w:t>
             </w:r>
           </w:p>
         </w:tc>
@@ -1028,37 +822,8 @@
             <w:tcW w:w="3506" w:type="dxa"/>
           </w:tcPr>
           <w:p>
-            <w:pPr>
-              <w:pStyle w:val="TableParagraph"/>
-              <w:tabs>
-                <w:tab w:val="left" w:pos="3132"/>
-              </w:tabs>
-              <w:spacing w:before="60"/>
-              <w:ind w:left="2161"/>
-            </w:pPr>
             <w:r>
-              <w:t>Inativo</w:t>
-            </w:r>
-            <w:r>
-              <w:rPr>
-                <w:spacing w:val="-6"/>
-              </w:rPr>
-              <w:t xml:space="preserve"> </w:t>
-            </w:r>
-            <w:r>
-              <w:rPr>
-                <w:spacing w:val="-10"/>
-              </w:rPr>
-              <w:t>(</w:t>
-            </w:r>
-            <w:r>
-              <w:tab/>
-            </w:r>
-            <w:r>
-              <w:rPr>
-                <w:spacing w:val="-10"/>
-              </w:rPr>
-              <w:t>)</w:t>
+              <w:t>Inativo ({{IN}})</w:t>
             </w:r>
           </w:p>
         </w:tc>
@@ -1068,37 +833,11 @@
             <w:gridSpan w:val="2"/>
           </w:tcPr>
           <w:p>
-            <w:pPr>
-              <w:pStyle w:val="TableParagraph"/>
-              <w:tabs>
-                <w:tab w:val="left" w:pos="3661"/>
-              </w:tabs>
-              <w:spacing w:before="60"/>
-              <w:ind w:left="2310"/>
-            </w:pPr>
-            <w:r>
-              <w:t>Pensionista</w:t>
-            </w:r>
             <w:r>
               <w:rPr>
-                <w:spacing w:val="-5"/>
+                <w:sz w:val="20"/>
               </w:rPr>
-              <w:t xml:space="preserve"> </w:t>
-            </w:r>
-            <w:r>
-              <w:rPr>
-                <w:spacing w:val="-10"/>
-              </w:rPr>
-              <w:t>(</w:t>
-            </w:r>
-            <w:r>
-              <w:tab/>
-            </w:r>
-            <w:r>
-              <w:rPr>
-                <w:spacing w:val="-10"/>
-              </w:rPr>
-              <w:t>)</w:t>
+              <w:t>Pensionista ({{PE}})</w:t>
             </w:r>
           </w:p>
         </w:tc>
@@ -1112,61 +851,19 @@
             <w:tcW w:w="1231" w:type="dxa"/>
           </w:tcPr>
           <w:p>
-            <w:pPr>
-              <w:pStyle w:val="TableParagraph"/>
-              <w:spacing w:before="126"/>
-              <w:ind w:left="50"/>
-            </w:pPr>
             <w:r>
-              <w:rPr>
-                <w:spacing w:val="-2"/>
-              </w:rPr>
               <w:t>Exonerado:</w:t>
             </w:r>
           </w:p>
         </w:tc>
         <w:tc>
           <w:tcPr>
-            <w:tcW w:w="796" w:type="dxa"/>
+            <w:tcW w:w="1622" w:type="dxa"/>
+            <w:gridSpan w:val="2"/>
           </w:tcPr>
           <w:p>
-            <w:pPr>
-              <w:pStyle w:val="TableParagraph"/>
-              <w:spacing w:before="126"/>
-              <w:ind w:left="165"/>
-            </w:pPr>
             <w:r>
-              <w:t>Não</w:t>
-            </w:r>
-            <w:r>
-              <w:rPr>
-                <w:spacing w:val="-6"/>
-              </w:rPr>
-              <w:t xml:space="preserve"> </w:t>
-            </w:r>
-            <w:r>
-              <w:rPr>
-                <w:spacing w:val="-10"/>
-              </w:rPr>
-              <w:t>(</w:t>
-            </w:r>
-          </w:p>
-        </w:tc>
-        <w:tc>
-          <w:tcPr>
-            <w:tcW w:w="826" w:type="dxa"/>
-          </w:tcPr>
-          <w:p>
-            <w:pPr>
-              <w:pStyle w:val="TableParagraph"/>
-              <w:spacing w:before="126"/>
-              <w:ind w:left="137"/>
-            </w:pPr>
-            <w:r>
-              <w:rPr>
-                <w:spacing w:val="-10"/>
-              </w:rPr>
-              <w:t>)</w:t>
+              <w:t>Não ({{EXN}})</w:t>
             </w:r>
           </w:p>
         </w:tc>
@@ -1176,26 +873,11 @@
             <w:gridSpan w:val="2"/>
           </w:tcPr>
           <w:p>
-            <w:pPr>
-              <w:pStyle w:val="TableParagraph"/>
-              <w:spacing w:before="126"/>
-              <w:ind w:right="136"/>
-              <w:jc w:val="right"/>
-            </w:pPr>
-            <w:r>
-              <w:t>Sim</w:t>
-            </w:r>
             <w:r>
               <w:rPr>
-                <w:spacing w:val="-3"/>
+                <w:sz w:val="20"/>
               </w:rPr>
-              <w:t xml:space="preserve"> </w:t>
-            </w:r>
-            <w:r>
-              <w:rPr>
-                <w:spacing w:val="-10"/>
-              </w:rPr>
-              <w:t>(</w:t>
+              <w:t>Sim ({{EXS}})</w:t>
             </w:r>
           </w:p>
         </w:tc>
@@ -1204,31 +886,11 @@
             <w:tcW w:w="3594" w:type="dxa"/>
           </w:tcPr>
           <w:p>
-            <w:pPr>
-              <w:pStyle w:val="TableParagraph"/>
-              <w:tabs>
-                <w:tab w:val="left" w:pos="3544"/>
-              </w:tabs>
-              <w:spacing w:before="126"/>
-              <w:ind w:left="138"/>
-            </w:pPr>
-            <w:r>
-              <w:t>)</w:t>
-            </w:r>
             <w:r>
               <w:rPr>
-                <w:spacing w:val="65"/>
+                <w:sz w:val="20"/>
               </w:rPr>
-              <w:t xml:space="preserve"> </w:t>
-            </w:r>
-            <w:r>
-              <w:t xml:space="preserve">Data: </w:t>
-            </w:r>
-            <w:r>
-              <w:rPr>
-                <w:u w:val="single"/>
-              </w:rPr>
-              <w:tab/>
+              <w:t>Data: {{ED}}</w:t>
             </w:r>
           </w:p>
         </w:tc>
@@ -8479,6 +8141,7 @@
       </w:r>
     </w:p>
     <w:sectPr>
+      <w:type w:val="continuous"/>
       <w:pgSz w:w="11910" w:h="16850"/>
       <w:pgMar w:top="940" w:right="566" w:bottom="280" w:left="425" w:header="720" w:footer="720" w:gutter="0"/>
       <w:cols w:space="720"/>

--- a/backend/templates/modelo_requerimento_servidor.docx
+++ b/backend/templates/modelo_requerimento_servidor.docx
@@ -490,7 +490,6 @@
         </w:tabs>
         <w:spacing w:before="217" w:line="360" w:lineRule="auto"/>
         <w:ind w:left="148" w:right="97"/>
-        <w:jc w:val="left"/>
       </w:pPr>
       <w:r>
         <w:rPr>
@@ -525,13 +524,7 @@
         <w:rPr>
           <w:sz w:val="21"/>
         </w:rPr>
-        <w:t xml:space="preserve">   </w:t>
-      </w:r>
-      <w:r>
-        <w:rPr>
-          <w:sz w:val="21"/>
-        </w:rPr>
-        <w:t xml:space="preserve">Estado civil: </w:t>
+        <w:t xml:space="preserve">   Estado civil: </w:t>
       </w:r>
       <w:r>
         <w:rPr>
@@ -544,13 +537,7 @@
         <w:rPr>
           <w:sz w:val="21"/>
         </w:rPr>
-        <w:t xml:space="preserve">   </w:t>
-      </w:r>
-      <w:r>
-        <w:rPr>
-          <w:sz w:val="21"/>
-        </w:rPr>
-        <w:t xml:space="preserve">CPF nº: </w:t>
+        <w:t xml:space="preserve">   CPF nº: </w:t>
       </w:r>
       <w:r>
         <w:rPr>
@@ -560,7 +547,7 @@
         <w:t>{{CPF}}</w:t>
       </w:r>
       <w:r>
-        <w:br/>
+        <w:t xml:space="preserve">     </w:t>
       </w:r>
       <w:r>
         <w:rPr>
@@ -579,13 +566,7 @@
         <w:rPr>
           <w:sz w:val="21"/>
         </w:rPr>
-        <w:t xml:space="preserve">   </w:t>
-      </w:r>
-      <w:r>
-        <w:rPr>
-          <w:sz w:val="21"/>
-        </w:rPr>
-        <w:t xml:space="preserve">Órgão Exp.: </w:t>
+        <w:t xml:space="preserve">   Órgão Exp.: </w:t>
       </w:r>
       <w:r>
         <w:rPr>
@@ -614,13 +595,7 @@
         <w:rPr>
           <w:sz w:val="21"/>
         </w:rPr>
-        <w:t xml:space="preserve">   </w:t>
-      </w:r>
-      <w:r>
-        <w:rPr>
-          <w:sz w:val="21"/>
-        </w:rPr>
-        <w:t xml:space="preserve">PASEP nº: </w:t>
+        <w:t xml:space="preserve">   PASEP nº: </w:t>
       </w:r>
       <w:r>
         <w:rPr>
@@ -630,7 +605,7 @@
         <w:t>{{P}}</w:t>
       </w:r>
       <w:r>
-        <w:br/>
+        <w:t xml:space="preserve">    </w:t>
       </w:r>
       <w:r>
         <w:rPr>
@@ -649,13 +624,7 @@
         <w:rPr>
           <w:sz w:val="21"/>
         </w:rPr>
-        <w:t xml:space="preserve">   </w:t>
-      </w:r>
-      <w:r>
-        <w:rPr>
-          <w:sz w:val="21"/>
-        </w:rPr>
-        <w:t xml:space="preserve">Data de nascimento: </w:t>
+        <w:t xml:space="preserve">   Data de nascimento: </w:t>
       </w:r>
       <w:r>
         <w:rPr>
@@ -750,8 +719,7 @@
       </w:tblPr>
       <w:tblGrid>
         <w:gridCol w:w="1231"/>
-        <w:gridCol w:w="796"/>
-        <w:gridCol w:w="826"/>
+        <w:gridCol w:w="1622"/>
         <w:gridCol w:w="3506"/>
         <w:gridCol w:w="694"/>
         <w:gridCol w:w="3594"/>
@@ -763,7 +731,7 @@
         <w:tc>
           <w:tcPr>
             <w:tcW w:w="2853" w:type="dxa"/>
-            <w:gridSpan w:val="3"/>
+            <w:gridSpan w:val="2"/>
           </w:tcPr>
           <w:p>
             <w:r>
@@ -809,7 +777,7 @@
         <w:tc>
           <w:tcPr>
             <w:tcW w:w="2853" w:type="dxa"/>
-            <w:gridSpan w:val="3"/>
+            <w:gridSpan w:val="2"/>
           </w:tcPr>
           <w:p>
             <w:r>
@@ -859,7 +827,6 @@
         <w:tc>
           <w:tcPr>
             <w:tcW w:w="1622" w:type="dxa"/>
-            <w:gridSpan w:val="2"/>
           </w:tcPr>
           <w:p>
             <w:r>
@@ -956,6 +923,9 @@
         </w:tabs>
         <w:spacing w:line="360" w:lineRule="auto"/>
         <w:ind w:left="148" w:right="119"/>
+        <w:rPr>
+          <w:u w:val="single"/>
+        </w:rPr>
       </w:pPr>
       <w:r>
         <w:t xml:space="preserve">Função: </w:t>
@@ -1078,28 +1048,7 @@
         <w:tab/>
       </w:r>
       <w:r>
-        <w:rPr>
-          <w:u w:val="single"/>
-        </w:rPr>
-        <w:tab/>
-      </w:r>
-      <w:r>
-        <w:rPr>
-          <w:u w:val="single"/>
-        </w:rPr>
-        <w:tab/>
-      </w:r>
-      <w:r>
-        <w:rPr>
-          <w:u w:val="single"/>
-        </w:rPr>
-        <w:tab/>
-      </w:r>
-      <w:r>
-        <w:rPr>
-          <w:u w:val="single"/>
-        </w:rPr>
-        <w:tab/>
+        <w:t xml:space="preserve"> </w:t>
       </w:r>
       <w:r>
         <w:t xml:space="preserve">Bairro: </w:t>
@@ -1112,40 +1061,70 @@
         <w:t>{{BA}}</w:t>
       </w:r>
       <w:r>
+        <w:t xml:space="preserve">   </w:t>
+      </w:r>
+      <w:r>
+        <w:t>Nº {{NU}}</w:t>
+      </w:r>
+      <w:r>
         <w:rPr>
           <w:u w:val="single"/>
         </w:rPr>
         <w:tab/>
       </w:r>
       <w:r>
+        <w:t xml:space="preserve"> </w:t>
+      </w:r>
+      <w:r>
+        <w:rPr>
+          <w:spacing w:val="-2"/>
+        </w:rPr>
+        <w:t>Complemento:</w:t>
+      </w:r>
+      <w:r>
         <w:rPr>
           <w:u w:val="single"/>
         </w:rPr>
+        <w:t>{{CO}}</w:t>
+      </w:r>
+      <w:r>
+        <w:rPr>
+          <w:u w:val="single"/>
+        </w:rPr>
         <w:tab/>
       </w:r>
       <w:r>
-        <w:t>Nº {{NU}}</w:t>
+        <w:t xml:space="preserve"> </w:t>
+      </w:r>
+      <w:r>
+        <w:t xml:space="preserve">     </w:t>
+      </w:r>
+      <w:r>
+        <w:t>CEP:</w:t>
       </w:r>
       <w:r>
         <w:rPr>
           <w:u w:val="single"/>
         </w:rPr>
+        <w:t>{{CEP}}</w:t>
+      </w:r>
+      <w:r>
+        <w:rPr>
+          <w:u w:val="single"/>
+        </w:rPr>
         <w:tab/>
       </w:r>
       <w:r>
-        <w:t xml:space="preserve"> </w:t>
-      </w:r>
-      <w:r>
-        <w:rPr>
-          <w:spacing w:val="-2"/>
-        </w:rPr>
-        <w:t>Complemento:</w:t>
+        <w:t xml:space="preserve">  </w:t>
+      </w:r>
+      <w:r>
+        <w:t xml:space="preserve">Município: </w:t>
       </w:r>
       <w:r>
         <w:rPr>
           <w:u w:val="single"/>
         </w:rPr>
-        <w:t>{{CO}}</w:t>
+        <w:t>{{MU}}</w:t>
       </w:r>
       <w:r>
         <w:rPr>
@@ -1154,110 +1133,61 @@
         <w:tab/>
       </w:r>
       <w:r>
-        <w:t xml:space="preserve"> CEP:</w:t>
+        <w:t xml:space="preserve">UF: </w:t>
       </w:r>
       <w:r>
         <w:rPr>
           <w:u w:val="single"/>
         </w:rPr>
-        <w:t>{{CEP}}</w:t>
+        <w:t>{{UF}}</w:t>
+      </w:r>
+      <w:r>
+        <w:t xml:space="preserve"> Tel.Trabalho: </w:t>
       </w:r>
       <w:r>
         <w:rPr>
           <w:u w:val="single"/>
         </w:rPr>
+        <w:t>{{TT}}</w:t>
+      </w:r>
+    </w:p>
+    <w:p>
+      <w:pPr>
+        <w:pStyle w:val="Corpodetexto"/>
+        <w:tabs>
+          <w:tab w:val="left" w:pos="3659"/>
+          <w:tab w:val="left" w:pos="4478"/>
+          <w:tab w:val="left" w:pos="5263"/>
+          <w:tab w:val="left" w:pos="6026"/>
+          <w:tab w:val="left" w:pos="6084"/>
+          <w:tab w:val="left" w:pos="6595"/>
+          <w:tab w:val="left" w:pos="6819"/>
+          <w:tab w:val="left" w:pos="7465"/>
+          <w:tab w:val="left" w:pos="9282"/>
+          <w:tab w:val="left" w:pos="9733"/>
+          <w:tab w:val="left" w:pos="10728"/>
+          <w:tab w:val="left" w:pos="10791"/>
+        </w:tabs>
+        <w:spacing w:line="360" w:lineRule="auto"/>
+        <w:ind w:left="148" w:right="119"/>
+      </w:pPr>
+      <w:r>
+        <w:t xml:space="preserve">Tel.Residencial: </w:t>
+      </w:r>
+      <w:r>
+        <w:rPr>
+          <w:u w:val="single"/>
+        </w:rPr>
+        <w:t>{{TR}}</w:t>
+      </w:r>
+      <w:r>
+        <w:rPr>
+          <w:u w:val="single"/>
+        </w:rPr>
         <w:tab/>
       </w:r>
       <w:r>
-        <w:rPr>
-          <w:u w:val="single"/>
-        </w:rPr>
-        <w:tab/>
-      </w:r>
-      <w:r>
-        <w:rPr>
-          <w:u w:val="single"/>
-        </w:rPr>
-        <w:tab/>
-      </w:r>
-      <w:r>
-        <w:rPr>
-          <w:u w:val="single"/>
-        </w:rPr>
-        <w:tab/>
-      </w:r>
-      <w:r>
-        <w:tab/>
-        <w:t xml:space="preserve">Município: </w:t>
-      </w:r>
-      <w:r>
-        <w:rPr>
-          <w:u w:val="single"/>
-        </w:rPr>
-        <w:t>{{MU}}</w:t>
-      </w:r>
-      <w:r>
-        <w:rPr>
-          <w:u w:val="single"/>
-        </w:rPr>
-        <w:tab/>
-      </w:r>
-      <w:r>
-        <w:t xml:space="preserve">UF: </w:t>
-      </w:r>
-      <w:r>
-        <w:rPr>
-          <w:u w:val="single"/>
-        </w:rPr>
-        <w:t>{{UF}}</w:t>
-      </w:r>
-      <w:r>
-        <w:t xml:space="preserve"> Tel.Trabalho: </w:t>
-      </w:r>
-      <w:r>
-        <w:rPr>
-          <w:u w:val="single"/>
-        </w:rPr>
-        <w:t>{{TT}}</w:t>
-      </w:r>
-      <w:r>
-        <w:t xml:space="preserve">Tel.Residencial: </w:t>
-      </w:r>
-      <w:r>
-        <w:rPr>
-          <w:u w:val="single"/>
-        </w:rPr>
-        <w:t>{{TR}}</w:t>
-      </w:r>
-      <w:r>
-        <w:rPr>
-          <w:u w:val="single"/>
-        </w:rPr>
-        <w:tab/>
-      </w:r>
-      <w:r>
-        <w:rPr>
-          <w:u w:val="single"/>
-        </w:rPr>
-        <w:tab/>
-      </w:r>
-      <w:r>
-        <w:rPr>
-          <w:u w:val="single"/>
-        </w:rPr>
-        <w:tab/>
-      </w:r>
-      <w:r>
-        <w:rPr>
-          <w:u w:val="single"/>
-        </w:rPr>
-        <w:tab/>
-      </w:r>
-      <w:r>
-        <w:rPr>
-          <w:u w:val="single"/>
-        </w:rPr>
-        <w:tab/>
+        <w:t xml:space="preserve"> </w:t>
       </w:r>
       <w:r>
         <w:rPr>
@@ -2115,6 +2045,8 @@
         </w:rPr>
         <w:t>31.12.01)</w:t>
       </w:r>
+      <w:bookmarkStart w:id="0" w:name="_GoBack"/>
+      <w:bookmarkEnd w:id="0"/>
     </w:p>
     <w:p>
       <w:pPr>
@@ -6054,7 +5986,6 @@
         <w:rPr>
           <w:sz w:val="20"/>
         </w:rPr>
-        <w:lastRenderedPageBreak/>
         <w:t>OUTRA</w:t>
       </w:r>
       <w:r>
@@ -6087,114 +6018,7 @@
         <w:rPr>
           <w:sz w:val="20"/>
         </w:rPr>
-      </w:r>
-      <w:r>
-        <w:rPr>
-          <w:sz w:val="20"/>
-        </w:rPr>
         <w:t>{{DT}}</w:t>
-      </w:r>
-      <w:r>
-        <w:rPr>
-          <w:spacing w:val="-6"/>
-          <w:sz w:val="20"/>
-        </w:rPr>
-      </w:r>
-      <w:r>
-        <w:rPr>
-          <w:sz w:val="20"/>
-        </w:rPr>
-      </w:r>
-      <w:r>
-        <w:rPr>
-          <w:spacing w:val="-1"/>
-          <w:sz w:val="20"/>
-        </w:rPr>
-      </w:r>
-      <w:r>
-        <w:rPr>
-          <w:b/>
-          <w:sz w:val="20"/>
-        </w:rPr>
-      </w:r>
-      <w:r>
-        <w:rPr>
-          <w:b/>
-          <w:spacing w:val="-5"/>
-          <w:sz w:val="20"/>
-        </w:rPr>
-      </w:r>
-      <w:r>
-        <w:rPr>
-          <w:b/>
-          <w:sz w:val="20"/>
-        </w:rPr>
-      </w:r>
-      <w:r>
-        <w:rPr>
-          <w:b/>
-          <w:spacing w:val="39"/>
-          <w:sz w:val="20"/>
-        </w:rPr>
-      </w:r>
-      <w:r>
-        <w:rPr>
-          <w:b/>
-          <w:sz w:val="20"/>
-        </w:rPr>
-      </w:r>
-      <w:r>
-        <w:rPr>
-          <w:b/>
-          <w:spacing w:val="-5"/>
-          <w:sz w:val="20"/>
-        </w:rPr>
-      </w:r>
-      <w:r>
-        <w:rPr>
-          <w:b/>
-          <w:sz w:val="20"/>
-        </w:rPr>
-      </w:r>
-      <w:r>
-        <w:rPr>
-          <w:b/>
-          <w:spacing w:val="-1"/>
-          <w:sz w:val="20"/>
-        </w:rPr>
-      </w:r>
-      <w:r>
-        <w:rPr>
-          <w:b/>
-          <w:sz w:val="20"/>
-        </w:rPr>
-      </w:r>
-      <w:r>
-        <w:rPr>
-          <w:b/>
-          <w:spacing w:val="-5"/>
-          <w:sz w:val="20"/>
-        </w:rPr>
-      </w:r>
-      <w:r>
-        <w:rPr>
-          <w:b/>
-          <w:sz w:val="20"/>
-        </w:rPr>
-      </w:r>
-      <w:r>
-        <w:rPr>
-          <w:b/>
-          <w:spacing w:val="-5"/>
-          <w:sz w:val="20"/>
-        </w:rPr>
-      </w:r>
-      <w:r>
-        <w:rPr>
-          <w:b/>
-          <w:spacing w:val="-2"/>
-          <w:sz w:val="20"/>
-        </w:rPr>
       </w:r>
     </w:p>
     <w:p>
@@ -6210,6 +6034,7 @@
           <w:noProof/>
           <w:sz w:val="20"/>
         </w:rPr>
+        <w:lastRenderedPageBreak/>
         <mc:AlternateContent>
           <mc:Choice Requires="wpg">
             <w:drawing>
@@ -7730,8 +7555,6 @@
           <w:sz w:val="20"/>
         </w:rPr>
       </w:pPr>
-      <w:bookmarkStart w:id="0" w:name="_GoBack"/>
-      <w:bookmarkEnd w:id="0"/>
     </w:p>
     <w:p>
       <w:pPr>
@@ -8116,10 +7939,7 @@
         <w:jc w:val="both"/>
       </w:pPr>
       <w:r>
-        <w:t>2º - O servid</w:t>
-      </w:r>
-      <w:r>
-        <w:t>or poderá solicitar</w:t>
+        <w:t>2º - O servidor poderá solicitar</w:t>
       </w:r>
       <w:r>
         <w:rPr>
@@ -8822,7 +8642,6 @@
   <w:style w:type="character" w:default="1" w:styleId="Fontepargpadro">
     <w:name w:val="Default Paragraph Font"/>
     <w:uiPriority w:val="1"/>
-    <w:semiHidden/>
     <w:unhideWhenUsed/>
   </w:style>
   <w:style w:type="table" w:default="1" w:styleId="Tabelanormal">

--- a/backend/templates/modelo_requerimento_servidor.docx
+++ b/backend/templates/modelo_requerimento_servidor.docx
@@ -923,18 +923,21 @@
         </w:tabs>
         <w:spacing w:line="360" w:lineRule="auto"/>
         <w:ind w:left="148" w:right="119"/>
+      </w:pPr>
+      <w:r>
+        <w:t xml:space="preserve">Função: </w:t>
+      </w:r>
+      <w:r>
         <w:rPr>
           <w:u w:val="single"/>
         </w:rPr>
-      </w:pPr>
-      <w:r>
-        <w:t xml:space="preserve">Função: </w:t>
+        <w:t>{{FU}}</w:t>
       </w:r>
       <w:r>
         <w:rPr>
           <w:u w:val="single"/>
         </w:rPr>
-        <w:t>{{FU}}</w:t>
+        <w:tab/>
       </w:r>
       <w:r>
         <w:rPr>
@@ -950,21 +953,36 @@
       </w:r>
       <w:r>
         <w:rPr>
+          <w:spacing w:val="-2"/>
+        </w:rPr>
+        <w:t>Classe/Ref./Padrão/Nível:</w:t>
+      </w:r>
+      <w:r>
+        <w:rPr>
           <w:u w:val="single"/>
         </w:rPr>
+        <w:t>{{CL}}</w:t>
+      </w:r>
+      <w:r>
+        <w:rPr>
+          <w:u w:val="single"/>
+        </w:rPr>
         <w:tab/>
       </w:r>
       <w:r>
         <w:rPr>
-          <w:spacing w:val="-2"/>
-        </w:rPr>
-        <w:t>Classe/Ref./Padrão/Nível:</w:t>
-      </w:r>
-      <w:r>
-        <w:rPr>
           <w:u w:val="single"/>
         </w:rPr>
-        <w:t>{{CL}}</w:t>
+        <w:tab/>
+      </w:r>
+      <w:r>
+        <w:t xml:space="preserve"> </w:t>
+      </w:r>
+      <w:r>
+        <w:t xml:space="preserve">      </w:t>
+      </w:r>
+      <w:r>
+        <w:t>Lotação: {{LO}}</w:t>
       </w:r>
       <w:r>
         <w:rPr>
@@ -973,6 +991,9 @@
         <w:tab/>
       </w:r>
       <w:r>
+        <w:t>Unid. de exercício: {{UE}}</w:t>
+      </w:r>
+      <w:r>
         <w:rPr>
           <w:u w:val="single"/>
         </w:rPr>
@@ -985,9 +1006,6 @@
         <w:tab/>
       </w:r>
       <w:r>
-        <w:t xml:space="preserve"> Lotação: {{LO}}</w:t>
-      </w:r>
-      <w:r>
         <w:rPr>
           <w:u w:val="single"/>
         </w:rPr>
@@ -1006,149 +1024,7 @@
         <w:tab/>
       </w:r>
       <w:r>
-        <w:t>Unid. de exercício: {{UE}}</w:t>
-      </w:r>
-      <w:r>
-        <w:rPr>
-          <w:u w:val="single"/>
-        </w:rPr>
-        <w:tab/>
-      </w:r>
-      <w:r>
-        <w:rPr>
-          <w:u w:val="single"/>
-        </w:rPr>
-        <w:tab/>
-      </w:r>
-      <w:r>
-        <w:rPr>
-          <w:u w:val="single"/>
-        </w:rPr>
-        <w:tab/>
-      </w:r>
-      <w:r>
-        <w:rPr>
-          <w:u w:val="single"/>
-        </w:rPr>
-        <w:tab/>
-      </w:r>
-      <w:r>
-        <w:rPr>
-          <w:u w:val="single"/>
-        </w:rPr>
-        <w:tab/>
-      </w:r>
-      <w:r>
-        <w:t xml:space="preserve"> End. residencial: {{EN}}</w:t>
-      </w:r>
-      <w:r>
-        <w:rPr>
-          <w:u w:val="single"/>
-        </w:rPr>
-        <w:tab/>
-      </w:r>
-      <w:r>
-        <w:t xml:space="preserve"> </w:t>
-      </w:r>
-      <w:r>
-        <w:t xml:space="preserve">Bairro: </w:t>
-      </w:r>
-      <w:r>
-        <w:rPr>
-          <w:u w:val="single"/>
-        </w:rPr>
-        <w:tab/>
-        <w:t>{{BA}}</w:t>
-      </w:r>
-      <w:r>
-        <w:t xml:space="preserve">   </w:t>
-      </w:r>
-      <w:r>
-        <w:t>Nº {{NU}}</w:t>
-      </w:r>
-      <w:r>
-        <w:rPr>
-          <w:u w:val="single"/>
-        </w:rPr>
-        <w:tab/>
-      </w:r>
-      <w:r>
-        <w:t xml:space="preserve"> </w:t>
-      </w:r>
-      <w:r>
-        <w:rPr>
-          <w:spacing w:val="-2"/>
-        </w:rPr>
-        <w:t>Complemento:</w:t>
-      </w:r>
-      <w:r>
-        <w:rPr>
-          <w:u w:val="single"/>
-        </w:rPr>
-        <w:t>{{CO}}</w:t>
-      </w:r>
-      <w:r>
-        <w:rPr>
-          <w:u w:val="single"/>
-        </w:rPr>
-        <w:tab/>
-      </w:r>
-      <w:r>
-        <w:t xml:space="preserve"> </w:t>
-      </w:r>
-      <w:r>
-        <w:t xml:space="preserve">     </w:t>
-      </w:r>
-      <w:r>
-        <w:t>CEP:</w:t>
-      </w:r>
-      <w:r>
-        <w:rPr>
-          <w:u w:val="single"/>
-        </w:rPr>
-        <w:t>{{CEP}}</w:t>
-      </w:r>
-      <w:r>
-        <w:rPr>
-          <w:u w:val="single"/>
-        </w:rPr>
-        <w:tab/>
-      </w:r>
-      <w:r>
-        <w:t xml:space="preserve">  </w:t>
-      </w:r>
-      <w:r>
-        <w:t xml:space="preserve">Município: </w:t>
-      </w:r>
-      <w:r>
-        <w:rPr>
-          <w:u w:val="single"/>
-        </w:rPr>
-        <w:t>{{MU}}</w:t>
-      </w:r>
-      <w:r>
-        <w:rPr>
-          <w:u w:val="single"/>
-        </w:rPr>
-        <w:tab/>
-      </w:r>
-      <w:r>
-        <w:t xml:space="preserve">UF: </w:t>
-      </w:r>
-      <w:r>
-        <w:rPr>
-          <w:u w:val="single"/>
-        </w:rPr>
-        <w:t>{{UF}}</w:t>
-      </w:r>
-      <w:r>
-        <w:t xml:space="preserve"> Tel.Trabalho: </w:t>
-      </w:r>
-      <w:r>
-        <w:rPr>
-          <w:u w:val="single"/>
-        </w:rPr>
-        <w:t>{{TT}}</w:t>
+        <w:t xml:space="preserve"> </w:t>
       </w:r>
     </w:p>
     <w:p>
@@ -1170,6 +1046,144 @@
         </w:tabs>
         <w:spacing w:line="360" w:lineRule="auto"/>
         <w:ind w:left="148" w:right="119"/>
+        <w:rPr>
+          <w:u w:val="single"/>
+        </w:rPr>
+      </w:pPr>
+      <w:bookmarkStart w:id="0" w:name="_GoBack"/>
+      <w:bookmarkEnd w:id="0"/>
+      <w:r>
+        <w:t>End. residencial: {{EN}}</w:t>
+      </w:r>
+      <w:r>
+        <w:rPr>
+          <w:u w:val="single"/>
+        </w:rPr>
+        <w:tab/>
+      </w:r>
+      <w:r>
+        <w:t xml:space="preserve"> </w:t>
+      </w:r>
+      <w:r>
+        <w:t xml:space="preserve">Bairro: </w:t>
+      </w:r>
+      <w:r>
+        <w:rPr>
+          <w:u w:val="single"/>
+        </w:rPr>
+        <w:tab/>
+        <w:t>{{BA}}</w:t>
+      </w:r>
+      <w:r>
+        <w:t xml:space="preserve">   </w:t>
+      </w:r>
+      <w:r>
+        <w:t>Nº {{NU}}</w:t>
+      </w:r>
+      <w:r>
+        <w:rPr>
+          <w:u w:val="single"/>
+        </w:rPr>
+        <w:tab/>
+      </w:r>
+      <w:r>
+        <w:t xml:space="preserve"> </w:t>
+      </w:r>
+      <w:r>
+        <w:rPr>
+          <w:spacing w:val="-2"/>
+        </w:rPr>
+        <w:t>Complemento:</w:t>
+      </w:r>
+      <w:r>
+        <w:rPr>
+          <w:u w:val="single"/>
+        </w:rPr>
+        <w:t>{{CO}}</w:t>
+      </w:r>
+      <w:r>
+        <w:rPr>
+          <w:u w:val="single"/>
+        </w:rPr>
+        <w:tab/>
+      </w:r>
+      <w:r>
+        <w:t xml:space="preserve"> </w:t>
+      </w:r>
+      <w:r>
+        <w:t xml:space="preserve">     </w:t>
+      </w:r>
+      <w:r>
+        <w:t>CEP:</w:t>
+      </w:r>
+      <w:r>
+        <w:rPr>
+          <w:u w:val="single"/>
+        </w:rPr>
+        <w:t>{{CEP}}</w:t>
+      </w:r>
+      <w:r>
+        <w:rPr>
+          <w:u w:val="single"/>
+        </w:rPr>
+        <w:tab/>
+      </w:r>
+      <w:r>
+        <w:t xml:space="preserve">  </w:t>
+      </w:r>
+      <w:r>
+        <w:t xml:space="preserve">Município: </w:t>
+      </w:r>
+      <w:r>
+        <w:rPr>
+          <w:u w:val="single"/>
+        </w:rPr>
+        <w:t>{{MU}}</w:t>
+      </w:r>
+      <w:r>
+        <w:rPr>
+          <w:u w:val="single"/>
+        </w:rPr>
+        <w:tab/>
+      </w:r>
+      <w:r>
+        <w:t xml:space="preserve">UF: </w:t>
+      </w:r>
+      <w:r>
+        <w:rPr>
+          <w:u w:val="single"/>
+        </w:rPr>
+        <w:t>{{UF}}</w:t>
+      </w:r>
+      <w:r>
+        <w:t xml:space="preserve"> Tel.Trabalho: </w:t>
+      </w:r>
+      <w:r>
+        <w:rPr>
+          <w:u w:val="single"/>
+        </w:rPr>
+        <w:t>{{TT}}</w:t>
+      </w:r>
+    </w:p>
+    <w:p>
+      <w:pPr>
+        <w:pStyle w:val="Corpodetexto"/>
+        <w:tabs>
+          <w:tab w:val="left" w:pos="3659"/>
+          <w:tab w:val="left" w:pos="4478"/>
+          <w:tab w:val="left" w:pos="5263"/>
+          <w:tab w:val="left" w:pos="6026"/>
+          <w:tab w:val="left" w:pos="6084"/>
+          <w:tab w:val="left" w:pos="6595"/>
+          <w:tab w:val="left" w:pos="6819"/>
+          <w:tab w:val="left" w:pos="7465"/>
+          <w:tab w:val="left" w:pos="9282"/>
+          <w:tab w:val="left" w:pos="9733"/>
+          <w:tab w:val="left" w:pos="10728"/>
+          <w:tab w:val="left" w:pos="10791"/>
+        </w:tabs>
+        <w:spacing w:line="360" w:lineRule="auto"/>
+        <w:ind w:left="148" w:right="119"/>
       </w:pPr>
       <w:r>
         <w:t xml:space="preserve">Tel.Residencial: </w:t>
@@ -2045,8 +2059,6 @@
         </w:rPr>
         <w:t>31.12.01)</w:t>
       </w:r>
-      <w:bookmarkStart w:id="0" w:name="_GoBack"/>
-      <w:bookmarkEnd w:id="0"/>
     </w:p>
     <w:p>
       <w:pPr>

--- a/backend/templates/modelo_requerimento_servidor.docx
+++ b/backend/templates/modelo_requerimento_servidor.docx
@@ -964,67 +964,10 @@
         <w:t>{{CL}}</w:t>
       </w:r>
       <w:r>
-        <w:rPr>
-          <w:u w:val="single"/>
-        </w:rPr>
-        <w:tab/>
-      </w:r>
-      <w:r>
-        <w:rPr>
-          <w:u w:val="single"/>
-        </w:rPr>
-        <w:tab/>
-      </w:r>
-      <w:r>
-        <w:t xml:space="preserve"> </w:t>
-      </w:r>
-      <w:r>
-        <w:t xml:space="preserve">      </w:t>
-      </w:r>
-      <w:r>
-        <w:t>Lotação: {{LO}}</w:t>
-      </w:r>
-      <w:r>
-        <w:rPr>
-          <w:u w:val="single"/>
-        </w:rPr>
-        <w:tab/>
-      </w:r>
-      <w:r>
-        <w:t>Unid. de exercício: {{UE}}</w:t>
-      </w:r>
-      <w:r>
-        <w:rPr>
-          <w:u w:val="single"/>
-        </w:rPr>
-        <w:tab/>
-      </w:r>
-      <w:r>
-        <w:rPr>
-          <w:u w:val="single"/>
-        </w:rPr>
-        <w:tab/>
-      </w:r>
-      <w:r>
-        <w:rPr>
-          <w:u w:val="single"/>
-        </w:rPr>
-        <w:tab/>
-      </w:r>
-      <w:r>
-        <w:rPr>
-          <w:u w:val="single"/>
-        </w:rPr>
-        <w:tab/>
-      </w:r>
-      <w:r>
-        <w:rPr>
-          <w:u w:val="single"/>
-        </w:rPr>
-        <w:tab/>
-      </w:r>
-      <w:r>
-        <w:t xml:space="preserve"> </w:t>
+        <w:t xml:space="preserve"> </w:t>
+      </w:r>
+      <w:r>
+        <w:t xml:space="preserve">   </w:t>
       </w:r>
     </w:p>
     <w:p>
@@ -1046,14 +989,18 @@
         </w:tabs>
         <w:spacing w:line="360" w:lineRule="auto"/>
         <w:ind w:left="148" w:right="119"/>
+      </w:pPr>
+      <w:r>
+        <w:t>Lotação: {{LO}}</w:t>
+      </w:r>
+      <w:r>
         <w:rPr>
           <w:u w:val="single"/>
         </w:rPr>
-      </w:pPr>
-      <w:bookmarkStart w:id="0" w:name="_GoBack"/>
-      <w:bookmarkEnd w:id="0"/>
-      <w:r>
-        <w:t>End. residencial: {{EN}}</w:t>
+        <w:tab/>
+      </w:r>
+      <w:r>
+        <w:t>Unid. de exercício: {{UE}}</w:t>
       </w:r>
       <w:r>
         <w:rPr>
@@ -1062,23 +1009,10 @@
         <w:tab/>
       </w:r>
       <w:r>
-        <w:t xml:space="preserve"> </w:t>
-      </w:r>
-      <w:r>
-        <w:t xml:space="preserve">Bairro: </w:t>
-      </w:r>
-      <w:r>
         <w:rPr>
           <w:u w:val="single"/>
         </w:rPr>
         <w:tab/>
-        <w:t>{{BA}}</w:t>
-      </w:r>
-      <w:r>
-        <w:t xml:space="preserve">   </w:t>
-      </w:r>
-      <w:r>
-        <w:t>Nº {{NU}}</w:t>
       </w:r>
       <w:r>
         <w:rPr>
@@ -1087,19 +1021,10 @@
         <w:tab/>
       </w:r>
       <w:r>
-        <w:t xml:space="preserve"> </w:t>
-      </w:r>
-      <w:r>
-        <w:rPr>
-          <w:spacing w:val="-2"/>
-        </w:rPr>
-        <w:t>Complemento:</w:t>
-      </w:r>
-      <w:r>
         <w:rPr>
           <w:u w:val="single"/>
         </w:rPr>
-        <w:t>{{CO}}</w:t>
+        <w:tab/>
       </w:r>
       <w:r>
         <w:rPr>
@@ -1109,60 +1034,6 @@
       </w:r>
       <w:r>
         <w:t xml:space="preserve"> </w:t>
-      </w:r>
-      <w:r>
-        <w:t xml:space="preserve">     </w:t>
-      </w:r>
-      <w:r>
-        <w:t>CEP:</w:t>
-      </w:r>
-      <w:r>
-        <w:rPr>
-          <w:u w:val="single"/>
-        </w:rPr>
-        <w:t>{{CEP}}</w:t>
-      </w:r>
-      <w:r>
-        <w:rPr>
-          <w:u w:val="single"/>
-        </w:rPr>
-        <w:tab/>
-      </w:r>
-      <w:r>
-        <w:t xml:space="preserve">  </w:t>
-      </w:r>
-      <w:r>
-        <w:t xml:space="preserve">Município: </w:t>
-      </w:r>
-      <w:r>
-        <w:rPr>
-          <w:u w:val="single"/>
-        </w:rPr>
-        <w:t>{{MU}}</w:t>
-      </w:r>
-      <w:r>
-        <w:rPr>
-          <w:u w:val="single"/>
-        </w:rPr>
-        <w:tab/>
-      </w:r>
-      <w:r>
-        <w:t xml:space="preserve">UF: </w:t>
-      </w:r>
-      <w:r>
-        <w:rPr>
-          <w:u w:val="single"/>
-        </w:rPr>
-        <w:t>{{UF}}</w:t>
-      </w:r>
-      <w:r>
-        <w:t xml:space="preserve"> Tel.Trabalho: </w:t>
-      </w:r>
-      <w:r>
-        <w:rPr>
-          <w:u w:val="single"/>
-        </w:rPr>
-        <w:t>{{TT}}</w:t>
       </w:r>
     </w:p>
     <w:p>
@@ -1184,6 +1055,142 @@
         </w:tabs>
         <w:spacing w:line="360" w:lineRule="auto"/>
         <w:ind w:left="148" w:right="119"/>
+        <w:rPr>
+          <w:u w:val="single"/>
+        </w:rPr>
+      </w:pPr>
+      <w:r>
+        <w:t>End. residencial: {{EN}}</w:t>
+      </w:r>
+      <w:r>
+        <w:rPr>
+          <w:u w:val="single"/>
+        </w:rPr>
+        <w:tab/>
+      </w:r>
+      <w:r>
+        <w:t xml:space="preserve"> </w:t>
+      </w:r>
+      <w:r>
+        <w:t xml:space="preserve">Bairro: </w:t>
+      </w:r>
+      <w:r>
+        <w:rPr>
+          <w:u w:val="single"/>
+        </w:rPr>
+        <w:tab/>
+        <w:t>{{BA}}</w:t>
+      </w:r>
+      <w:r>
+        <w:t xml:space="preserve">   </w:t>
+      </w:r>
+      <w:r>
+        <w:t>Nº {{NU}}</w:t>
+      </w:r>
+      <w:r>
+        <w:rPr>
+          <w:u w:val="single"/>
+        </w:rPr>
+        <w:tab/>
+      </w:r>
+      <w:r>
+        <w:t xml:space="preserve"> </w:t>
+      </w:r>
+      <w:r>
+        <w:rPr>
+          <w:spacing w:val="-2"/>
+        </w:rPr>
+        <w:t>Complemento:</w:t>
+      </w:r>
+      <w:r>
+        <w:rPr>
+          <w:u w:val="single"/>
+        </w:rPr>
+        <w:t>{{CO}}</w:t>
+      </w:r>
+      <w:r>
+        <w:rPr>
+          <w:u w:val="single"/>
+        </w:rPr>
+        <w:tab/>
+      </w:r>
+      <w:r>
+        <w:t xml:space="preserve"> </w:t>
+      </w:r>
+      <w:r>
+        <w:t xml:space="preserve">     </w:t>
+      </w:r>
+      <w:r>
+        <w:t>CEP:</w:t>
+      </w:r>
+      <w:r>
+        <w:rPr>
+          <w:u w:val="single"/>
+        </w:rPr>
+        <w:t>{{CEP}}</w:t>
+      </w:r>
+      <w:r>
+        <w:rPr>
+          <w:u w:val="single"/>
+        </w:rPr>
+        <w:tab/>
+      </w:r>
+      <w:r>
+        <w:t xml:space="preserve">  </w:t>
+      </w:r>
+      <w:r>
+        <w:t xml:space="preserve">Município: </w:t>
+      </w:r>
+      <w:r>
+        <w:rPr>
+          <w:u w:val="single"/>
+        </w:rPr>
+        <w:t>{{MU}}</w:t>
+      </w:r>
+      <w:r>
+        <w:rPr>
+          <w:u w:val="single"/>
+        </w:rPr>
+        <w:tab/>
+      </w:r>
+      <w:r>
+        <w:t xml:space="preserve">UF: </w:t>
+      </w:r>
+      <w:r>
+        <w:rPr>
+          <w:u w:val="single"/>
+        </w:rPr>
+        <w:t>{{UF}}</w:t>
+      </w:r>
+      <w:r>
+        <w:t xml:space="preserve"> Tel.Trabalho: </w:t>
+      </w:r>
+      <w:r>
+        <w:rPr>
+          <w:u w:val="single"/>
+        </w:rPr>
+        <w:t>{{TT}}</w:t>
+      </w:r>
+    </w:p>
+    <w:p>
+      <w:pPr>
+        <w:pStyle w:val="Corpodetexto"/>
+        <w:tabs>
+          <w:tab w:val="left" w:pos="3659"/>
+          <w:tab w:val="left" w:pos="4478"/>
+          <w:tab w:val="left" w:pos="5263"/>
+          <w:tab w:val="left" w:pos="6026"/>
+          <w:tab w:val="left" w:pos="6084"/>
+          <w:tab w:val="left" w:pos="6595"/>
+          <w:tab w:val="left" w:pos="6819"/>
+          <w:tab w:val="left" w:pos="7465"/>
+          <w:tab w:val="left" w:pos="9282"/>
+          <w:tab w:val="left" w:pos="9733"/>
+          <w:tab w:val="left" w:pos="10728"/>
+          <w:tab w:val="left" w:pos="10791"/>
+        </w:tabs>
+        <w:spacing w:line="360" w:lineRule="auto"/>
+        <w:ind w:left="148" w:right="119"/>
       </w:pPr>
       <w:r>
         <w:t xml:space="preserve">Tel.Residencial: </w:t>
@@ -1234,6 +1241,16 @@
         </w:rPr>
         <w:t xml:space="preserve"> </w:t>
       </w:r>
+    </w:p>
+    <w:p>
+      <w:pPr>
+        <w:spacing w:before="214"/>
+        <w:ind w:left="148"/>
+        <w:rPr>
+          <w:sz w:val="20"/>
+          <w:u w:val="single"/>
+        </w:rPr>
+      </w:pPr>
     </w:p>
     <w:p>
       <w:pPr>
@@ -5994,10 +6011,22 @@
           <w:sz w:val="20"/>
         </w:rPr>
       </w:pPr>
-      <w:r>
-        <w:rPr>
-          <w:sz w:val="20"/>
-        </w:rPr>
+    </w:p>
+    <w:p>
+      <w:pPr>
+        <w:spacing w:before="65"/>
+        <w:ind w:left="148"/>
+        <w:rPr>
+          <w:sz w:val="20"/>
+        </w:rPr>
+      </w:pPr>
+      <w:bookmarkStart w:id="0" w:name="_GoBack"/>
+      <w:bookmarkEnd w:id="0"/>
+      <w:r>
+        <w:rPr>
+          <w:sz w:val="20"/>
+        </w:rPr>
+        <w:lastRenderedPageBreak/>
         <w:t>OUTRA</w:t>
       </w:r>
       <w:r>
@@ -6046,7 +6075,6 @@
           <w:noProof/>
           <w:sz w:val="20"/>
         </w:rPr>
-        <w:lastRenderedPageBreak/>
         <mc:AlternateContent>
           <mc:Choice Requires="wpg">
             <w:drawing>
@@ -8654,6 +8682,7 @@
   <w:style w:type="character" w:default="1" w:styleId="Fontepargpadro">
     <w:name w:val="Default Paragraph Font"/>
     <w:uiPriority w:val="1"/>
+    <w:semiHidden/>
     <w:unhideWhenUsed/>
   </w:style>
   <w:style w:type="table" w:default="1" w:styleId="Tabelanormal">
